--- a/tai-lieu-noi-bo/moscow/bakhrushin-theatre-museum.docx
+++ b/tai-lieu-noi-bo/moscow/bakhrushin-theatre-museum.docx
@@ -96,6 +96,30 @@
       </w:pPr>
       <w:r>
         <w:t>Nằm ở khu Zamoskvorechye gần ga Paveletskaya, phố Pyatnitskaya và Phòng tranh Tretyakov; có gần chục chi nhánh nhà–bảo tàng nghệ sĩ (Ostrovsky, Shchepkin, Yermolova, Meyerhold, Ulanova…).</w:t>
+      </w:r>
+    </w:p>
+    <w:p>
+      <w:pPr>
+        <w:pStyle w:val="ListBullet"/>
+      </w:pPr>
+      <w:r>
+        <w:t>Tám kho chuyên ngành: nổi bật là kho phác thảo trang trí (Golovin, Bakst, Benois, Korovin, Vrubel, Ekster…), kho áp phích hơn 600.000 đơn vị và kho di vật – trang phục hơn 10.000 hiện vật (lập năm 1990).</w:t>
+      </w:r>
+    </w:p>
+    <w:p>
+      <w:pPr>
+        <w:pStyle w:val="ListBullet"/>
+      </w:pPr>
+      <w:r>
+        <w:t>Những 'thánh tích' ballet: giày mũi cứng của Maria Taglioni, Fanny Elssler và Vaslav Nijinsky; di vật của Ulanova, Plisetskaya và tượng đồng «Thiên nga hấp hối» của Pavlova (1930).</w:t>
+      </w:r>
+    </w:p>
+    <w:p>
+      <w:pPr>
+        <w:pStyle w:val="ListBullet"/>
+      </w:pPr>
+      <w:r>
+        <w:t>Di vật Chaliapin: chiếc bình từng thuộc nhà soạn nhạc Glinka (tặng năm 1915) và gần trọn bộ trang phục vai diễn, gồm phục trang «Con gà trống vàng» do Korovin thiết kế.</w:t>
       </w:r>
     </w:p>
     <w:p>
@@ -407,6 +431,183 @@
       </w:pPr>
       <w:r>
         <w:t>Cuối cùng, đừng bỏ lỡ mảng sân khấu tiên phong (avant-garde) đầu thế kỷ 20, với dấu tích công việc của Meyerhold cùng thiết kế của Tatlin (Tát-lin), Goncharova (Gôn-cha-rô-va), Lentulov (Len-tu-lốp)… Kho lưu trữ và bản thảo của bảo tàng — trải dài từ thế kỷ 18 tới nay — là một trong những tập hợp tư liệu sân khấu quý giá nhất thế giới; tuy chủ yếu phục vụ nghiên cứu, nhưng thường xuyên được giới thiệu tới công chúng qua các triển lãm chuyên đề.</w:t>
+      </w:r>
+    </w:p>
+    <w:p>
+      <w:pPr>
+        <w:pStyle w:val="Heading1"/>
+      </w:pPr>
+      <w:r>
+        <w:rPr>
+          <w:color w:val="152C4E"/>
+        </w:rPr>
+        <w:t>Tám kho hiện vật — bộ nhớ vật chất của sân khấu Nga</w:t>
+      </w:r>
+    </w:p>
+    <w:p>
+      <w:pPr>
+        <w:jc w:val="both"/>
+      </w:pPr>
+      <w:r>
+        <w:t>Sức mạnh thật sự của bảo tàng nằm ở tám kho (tiếng Nga gọi là «фонд» – fond, tức quỹ/kho hiện vật) chuyên ngành. Mỗi kho là một lát cắt của đời sống sân khấu, và chính cách phân kho này giúp hướng dẫn viên hình dung vì sao con số hơn 1,5 triệu hiện vật lại khổng lồ đến vậy. Khi kể cho khách, ta có thể ví bảo tàng như một 'thư viện lớn của nhà hát', nơi mỗi kho giữ một loại ký ức khác nhau.</w:t>
+      </w:r>
+    </w:p>
+    <w:p>
+      <w:pPr>
+        <w:jc w:val="both"/>
+      </w:pPr>
+      <w:r>
+        <w:t>Kho Phác thảo trang trí &amp; tạo hình (Decorative and Pictorial Materials) là trái tim mỹ thuật của bảo tàng: phác thảo phông cảnh, mẫu trang phục, chân dung nghệ sĩ, tranh mặt tiền nhà hát và cả tranh biếm hoạ. Nơi đây quy tụ tác phẩm của gần như mọi tên tuổi lớn từng vẽ cho sân khấu Nga — Pietro Gonzaga (Gôn-da-ga), Alexander Golovin (Gô-lô-vin), Konstantin Korovin (Cô-rô-vin), Léon Bakst (Bắc-xtơ), Alexandre Benois (Bê-noa), Mikhail Vrubel (Vru-ben), Nicholas Roerich (Rê-rích), Ivan Bilibin (Bi-li-bin), Aleksandra Ekster (Éc-xte), Natalia Goncharova (Gôn-cha-rô-va), Vladimir Tatlin (Tát-lin), Alexander Tyshler (Tư-sle), cho tới Alexander Rodchenko (Rốt-chen-cô) và cả đạo diễn điện ảnh Sergei Eisenstein (Ai-den-xtai). Có thể nói đây là 'một lịch sử hội hoạ Nga nhìn từ phía sau tấm màn nhung'.</w:t>
+      </w:r>
+    </w:p>
+    <w:p>
+      <w:pPr>
+        <w:jc w:val="both"/>
+      </w:pPr>
+      <w:r>
+        <w:t>Kho Áp phích &amp; Tờ chương trình (Posters and Programmes) lưu giữ hơn 600.000 đơn vị — một con số dễ nhớ để kể cho khách. Nhiều áp phích do chính các danh hoạ như Golovin, Bakst, Bilibin thực hiện, nên bản thân chúng đã là những tác phẩm mỹ thuật độc lập, đồng thời là biên niên sử của thiết kế đồ hoạ Nga.</w:t>
+      </w:r>
+    </w:p>
+    <w:p>
+      <w:pPr>
+        <w:jc w:val="both"/>
+      </w:pPr>
+      <w:r>
+        <w:t>Kho Di vật &amp; Trang phục (Memorial and Clothing Fund) được lập năm 1990 và nay có hơn 10.000 đơn vị: trang phục vai diễn, giày múa, quạt, huy chương, đồ trang sức, tượng bán thân, tượng sứ. Đây là kho 'chạm được vào con người' đứng sau mỗi vai diễn — và cũng là nơi có nhiều báu vật kể chuyện nhất, sẽ được giới thiệu kỹ ở phần sau.</w:t>
+      </w:r>
+    </w:p>
+    <w:p>
+      <w:pPr>
+        <w:jc w:val="both"/>
+      </w:pPr>
+      <w:r>
+        <w:t>Bốn kho còn lại trải rộng khắp các dạng tư liệu: Kho Lưu trữ &amp; Bản thảo (Archive and Manuscript) với tài liệu trải dài từ thế kỷ 18 tới nay; Kho Ảnh &amp; Phim âm bản ghi lại cảnh diễn, chân dung nghệ sĩ và các toà nhà hát; Kho Tư liệu Nghe–Nhìn &amp; Điện ảnh với đĩa hát, băng từ, phim và CD — nơi giọng hát của Chaliapin cùng các buổi diễn xa xưa vẫn còn 'sống'.</w:t>
+      </w:r>
+    </w:p>
+    <w:p>
+      <w:pPr>
+        <w:jc w:val="both"/>
+      </w:pPr>
+      <w:r>
+        <w:t>Hai kho sau cùng cho thấy bảo tàng không chỉ là nơi trưng bày: Kho Sách được xây trên chính thư viện riêng của Bakhrushin, còn Kho Sân khấu Thiếu nhi &amp; Rối được lập ngày 1 tháng 1 năm 2008. Cách kể gợi ý: hãy nhấn mạnh với khách rằng đây đồng thời là một trung tâm nghiên cứu tầm cỡ, nơi các nhà sử học sân khấu khắp thế giới tìm đến tra cứu — điều làm nên khác biệt giữa 'bảo tàng để xem' và 'bảo tàng để học'.</w:t>
+      </w:r>
+    </w:p>
+    <w:p>
+      <w:pPr>
+        <w:pStyle w:val="Heading1"/>
+      </w:pPr>
+      <w:r>
+        <w:rPr>
+          <w:color w:val="152C4E"/>
+        </w:rPr>
+        <w:t>Đi từng di vật — những báu vật kể chuyện</w:t>
+      </w:r>
+    </w:p>
+    <w:p>
+      <w:pPr>
+        <w:jc w:val="both"/>
+      </w:pPr>
+      <w:r>
+        <w:t>Một lưu ý cho hướng dẫn viên: vì toà nhà chính đang trùng tu quy mô lớn (từ tháng 3 năm 2022), cách bài trí từng phòng có thể thay đổi và không cố định. Phần dưới đây vì thế giới thiệu những di vật tiêu biểu mà bảo tàng đang lưu giữ trong kho, để ta chủ động chọn kể khi gặp chúng trong trưng bày thường xuyên hoặc các triển lãm chuyên đề — thay vì gắn cứng mỗi hiện vật vào một căn phòng.</w:t>
+      </w:r>
+    </w:p>
+    <w:p>
+      <w:pPr>
+        <w:jc w:val="both"/>
+      </w:pPr>
+      <w:r>
+        <w:t>Cụm di vật của danh ca giọng trầm Fyodor Chaliapin (Sa-li-a-pin) là điểm dừng cảm động nhất. Bảo tàng giữ gần trọn bộ trang phục các vai diễn của ông, trong đó có phục trang vai trong opera «Con gà trống vàng» (Zolotoy petushok) do Konstantin Korovin thiết kế, trang phục vai quỷ Mefistofele và vai Salieri. Quý nhất là một chiếc bình có từ nửa đầu thế kỷ 19, vốn thuộc về nhà soạn nhạc vĩ đại Mikhail Glinka (Glin-ca), được tặng Chaliapin năm 1915 nhân 25 năm sự nghiệp — một sợi dây nối liền hai thiên tài âm nhạc Nga. Cách kể: đứng trước tủ trang phục, hãy nhắc khách rằng con người khoác những bộ đồ lộng lẫy này vốn xuất thân nghèo khó ở vùng Kazan, rồi vươn lên thành danh ca được cả thế giới ngưỡng mộ.</w:t>
+      </w:r>
+    </w:p>
+    <w:p>
+      <w:pPr>
+        <w:jc w:val="both"/>
+      </w:pPr>
+      <w:r>
+        <w:t>Với người mê ballet, bảo tàng lưu giữ những 'thánh tích' thật sự. Đó là đôi giày mũi cứng (pointe shoes) của hai nữ hoàng ballet lãng mạn châu Âu thế kỷ 19 — Maria Taglioni (Ta-li-ô-ni) và Fanny Elssler (Phan-ni Ê-lơ-xle), có niên đại cuối thập niên 1840 tới đầu 1850 — cùng đôi giày của thiên tài Vaslav Nijinsky (Nhi-gin-xki, thập niên 1910, dài khoảng 23,5cm). Cách kể: những đôi giày nhỏ bé, mong manh này từng nâng đỡ các huyền thoại — mỗi đôi là một 'dấu chân' còn lại của cả một kỷ nguyên nghệ thuật.</w:t>
+      </w:r>
+    </w:p>
+    <w:p>
+      <w:pPr>
+        <w:jc w:val="both"/>
+      </w:pPr>
+      <w:r>
+        <w:t>Ba thế hệ 'thiên nga' của ballet Nga cùng hội tụ tại đây. Bảo tàng giữ mặt dây chuyền nạm kim cương – bạch kim của Galina Ulanova (U-la-nô-va), pho tượng «Thiên nga» do nhà điêu khắc Yelena Yanson-Manizer (I-an-xơn Ma-ni-de) tạc, và một đôi giày múa có chữ ký của các huyền thoại Fokine, Karsavina và chính Pavlova. Bên cạnh là bộ trang phục vai Anna Karenina của Maya Plisetskaya (Pli-xét-xcai-a) từ năm 1972 — cao tới 126,5cm, đính kim sa lấp lánh — và pho tượng đồng tạc Anna Pavlova trong vũ khúc «Thiên nga hấp hối» (đúc năm 1930). Cách kể: hãy nối ba cái tên Pavlova – Ulanova – Plisetskaya thành một 'dòng chảy thiên nga' xuyên suốt thế kỷ 20.</w:t>
+      </w:r>
+    </w:p>
+    <w:p>
+      <w:pPr>
+        <w:jc w:val="both"/>
+      </w:pPr>
+      <w:r>
+        <w:t>Mảng kịch nói và opera cũng đầy hiện vật lộng lẫy. Nổi bật là chiếc quạt của nữ hoàng bi kịch Maria Yermolova (Éc-mô-lô-va) làm bằng vàng, đồi mồi và lông đà điểu, dài tới 52cm, được tặng năm 1891 nhân 25 năm sân khấu, cùng chiếc cúp bạc mạ vàng năm 1886 của bà; vòng nguyệt quế bằng vàng – bạc – kim cương (đường kính 16,5cm) mà người hâm mộ thành phố Odessa tặng nữ diễn viên Glykeria Fedotova (Phê-đô-tô-va) năm 1878; bộ trang phục vai Công tước Mantua trong «Rigoletto» của danh ca Leonid Sobinov (Xô-bi-nốp, 1905); và chiếc mũ giáp vai Phaedra của nữ diễn viên Alisa Koonen (Cô-nen, 1922, cao 48cm).</w:t>
+      </w:r>
+    </w:p>
+    <w:p>
+      <w:pPr>
+        <w:jc w:val="both"/>
+      </w:pPr>
+      <w:r>
+        <w:t>Khép lại là mảng điêu khắc và bộ chân dung khởi nguồn. Bảo tàng có khoảng một nghìn pho tượng bán thân và tác phẩm điêu khắc (của các bậc thầy như Andreyev, Vrubel, Trubetskoy, Dantan) cùng chừng một nghìn tượng sứ nhỏ. Và đừng quên bộ 22 bức chân dung diễn viên nông nô của nhà hát bá tước Sheremetev ở điền trang Kuskovo — 'viên gạch đầu tiên' mà Bakhrushin mua được ở chợ trời Sukharevka. Cách kể: kết thúc phần hiện vật bằng chính câu chuyện 22 bức chân dung sẽ 'đóng vòng' đẹp đẽ với phần khởi nguồn của bảo tàng.</w:t>
+      </w:r>
+    </w:p>
+    <w:p>
+      <w:pPr>
+        <w:pStyle w:val="Heading1"/>
+      </w:pPr>
+      <w:r>
+        <w:rPr>
+          <w:color w:val="152C4E"/>
+        </w:rPr>
+        <w:t>Chòm sao nhà–bảo tàng chi nhánh</w:t>
+      </w:r>
+    </w:p>
+    <w:p>
+      <w:pPr>
+        <w:jc w:val="both"/>
+      </w:pPr>
+      <w:r>
+        <w:t>Bảo tàng Bakhrushin ngày nay là một 'chòm sao' gồm toà nhà chính và hơn một chục chi nhánh, phần lớn là các nhà hoặc căn hộ tưởng niệm nghệ sĩ. Chi tiết này cực kỳ hữu ích trong thực tế: khi toà nhà chính đóng cửa trùng tu, các chi nhánh chính là phương án thay thế tuyệt vời để đoàn vẫn 'chạm' được vào sân khấu Nga.</w:t>
+      </w:r>
+    </w:p>
+    <w:p>
+      <w:pPr>
+        <w:jc w:val="both"/>
+      </w:pPr>
+      <w:r>
+        <w:t>Gần và tiện nhất là Nhà–Bảo tàng Ostrovsky cùng 'Phòng tranh Sân khấu' (Theatre Gallery) trên phố Malaya Ordynka số 9 (gần metro Tretyakovskaya) — gắn với nhà viết kịch vĩ đại Aleksandr Ostrovsky (Ô-xtrốp-xki), người được mệnh danh 'nhà viết kịch của Zamoskvorechye'. Vị trí này rất gần toà nhà chính lẫn Phòng tranh Tretyakov, lý tưởng để ghép thành một mạch tham quan liền lạc.</w:t>
+      </w:r>
+    </w:p>
+    <w:p>
+      <w:pPr>
+        <w:jc w:val="both"/>
+      </w:pPr>
+      <w:r>
+        <w:t>Ở khu trung tâm còn có Nhà–Bảo tàng Yermolova và 'Phòng khách Sân khấu' trên đại lộ Tverskoy số 11, cùng Nhà–Bảo tàng Shchepkin trên phố Shchepkin số 47 (gần metro Prospekt Mira) — tưởng niệm Mikhail Shchepkin (Sếp-kin), người được coi là ông tổ của nghệ thuật diễn xuất hiện thực Nga.</w:t>
+      </w:r>
+    </w:p>
+    <w:p>
+      <w:pPr>
+        <w:jc w:val="both"/>
+      </w:pPr>
+      <w:r>
+        <w:t>Nhóm căn hộ–bảo tàng cho khách nhìn vào đời tư nghệ sĩ: Căn hộ của đạo diễn cách tân Vsevolod Meyerhold (Mây-e-khôn) ở ngõ Bryusov số 12, căn 11; Căn hộ của 'nữ hoàng ballet' Galina Ulanova trên kè Kotelnicheskaya số 1/15, căn 185 — nằm ngay trong một trong 'Bảy chị em' nhà chọc trời thời Stalin, giữ gần như nguyên vẹn nội thất; cùng căn hộ của gia đình diễn viên Mironov–Menaker và căn hộ của đạo diễn Valentin Pluchek.</w:t>
+      </w:r>
+    </w:p>
+    <w:p>
+      <w:pPr>
+        <w:jc w:val="both"/>
+      </w:pPr>
+      <w:r>
+        <w:t>Có cả những không gian nghề rất đặc biệt: Xưởng sáng tạo của hoạ sĩ thiết kế sân khấu David Borovsky (ngõ Bolshoy Afanasyevsky số 3) và Bảo tàng Studio Kịch truyền thanh (Radio Theatre) — hé lộ 'phía sau hậu trường' của nghề dựng cảnh và làm kịch phát thanh. Cách kể: mỗi căn hộ hay xưởng là một lát cắt đời tư, giúp khách hiểu nghệ sĩ như những con người bằng xương bằng thịt chứ không chỉ là những cái tên trên áp phích.</w:t>
+      </w:r>
+    </w:p>
+    <w:p>
+      <w:pPr>
+        <w:jc w:val="both"/>
+      </w:pPr>
+      <w:r>
+        <w:t>Ngoài Moskva, mạng lưới còn vươn tới Nhà–xưởng Livchak ở thành phố Ulyanovsk và Bảo tàng Sân khấu ở thị trấn Zaraysk (Da-rai-xcơ) — chính là nơi ông tổ dòng họ Bakhrushin từng định cư trước khi ra Moskva lập nghiệp, khép lại 'vòng đời' của gia tộc một cách thi vị. Lưu ý quan trọng cho hướng dẫn viên: mỗi chi nhánh có giờ mở cửa và vé riêng, nên luôn kiểm tra lịch cập nhật trên trang chính thức trước khi đưa đoàn tới.</w:t>
       </w:r>
     </w:p>
     <w:p>
@@ -929,6 +1130,51 @@
       </w:r>
     </w:p>
     <w:p>
+      <w:r>
+        <w:rPr>
+          <w:sz w:val="22"/>
+        </w:rPr>
+        <w:t xml:space="preserve">• Memorial Objects Fund Department — Bảo tàng Bakhrushin (bakhrushinmuseum.ru) — </w:t>
+      </w:r>
+      <w:r>
+        <w:rPr>
+          <w:color w:val="204A86"/>
+          <w:sz w:val="20"/>
+        </w:rPr>
+        <w:t>https://www.bakhrushinmuseum.ru/en/collection/memorial-objects-fund-department/</w:t>
+      </w:r>
+    </w:p>
+    <w:p>
+      <w:r>
+        <w:rPr>
+          <w:sz w:val="22"/>
+        </w:rPr>
+        <w:t xml:space="preserve">• Branches (danh sách chi nhánh) — Bảo tàng Bakhrushin — </w:t>
+      </w:r>
+      <w:r>
+        <w:rPr>
+          <w:color w:val="204A86"/>
+          <w:sz w:val="20"/>
+        </w:rPr>
+        <w:t>https://www.bakhrushinmuseum.ru/en/branches-en/</w:t>
+      </w:r>
+    </w:p>
+    <w:p>
+      <w:r>
+        <w:rPr>
+          <w:sz w:val="22"/>
+        </w:rPr>
+        <w:t xml:space="preserve">• Video, Audio and Cinema Materials Department — Bảo tàng Bakhrushin — </w:t>
+      </w:r>
+      <w:r>
+        <w:rPr>
+          <w:color w:val="204A86"/>
+          <w:sz w:val="20"/>
+        </w:rPr>
+        <w:t>https://www.bakhrushinmuseum.ru/en/collection/video-audio-and-cinema-materials-department/</w:t>
+      </w:r>
+    </w:p>
+    <w:p>
       <w:pPr>
         <w:pStyle w:val="Heading2"/>
       </w:pPr>
@@ -1014,11 +1260,38 @@
     <w:p>
       <w:r>
         <w:rPr>
+          <w:color w:val="5C6773"/>
+          <w:sz w:val="20"/>
+        </w:rPr>
+        <w:t>Trang chính thức bảo tàng, mục «Memorial Objects Fund Department» — kho di vật lập năm 1990, hơn 10.000 đơn vị; di vật cụ thể: bình của Chaliapin (từng thuộc Glinka, tặng 1915), trang phục vai «Con gà trống vàng» (Korovin thiết kế), Mefistofele, Salieri; quạt (1891, vàng/đồi mồi/lông đà điểu, 52cm) và cúp (1886) của Yermolova; vòng nguyệt quế của Fedotova (1878, đk 16,5cm); giày của Nijinsky (thập niên 1910, 23,5cm) và của Taglioni &amp; Fanny Elssler (cuối 1840s–đầu 1850s); mặt dây chuyền &amp; tượng «Thiên nga» của Ulanova; trang phục Anna Karenina của Plisetskaya (1972, 126,5cm); tượng đồng «Thiên nga hấp hối» của Pavlova (1930); ~1.000 tượng sứ và ~1.000 tác phẩm điêu khắc (Andreyev, Vrubel, Trubetskoy, Dantan).</w:t>
+      </w:r>
+    </w:p>
+    <w:p>
+      <w:r>
+        <w:rPr>
+          <w:color w:val="5C6773"/>
+          <w:sz w:val="20"/>
+        </w:rPr>
+        <w:t>Trang chính thức bảo tàng, mục «Branches» — danh sách chi nhánh: toà chính (phố Bakhrushina 31/12, đóng cửa trùng tu từ 3/2022), Ostrovsky/Phòng tranh Sân khấu (Malaya Ordynka 9), Yermolova (Tverskoy Blvd 11), Shchepkin (phố Shchepkin 47), Meyerhold (ngõ Bryusov 12, căn 11), Mironov–Menaker (Maly Vlasyevsky 7, căn 8), Ulanova (kè Kotelnicheskaya 1/15, căn 185), Pluchek (B. Bronnaya 2/6, căn 47), Xưởng Borovsky (Bolshoy Afanasyevsky 3), Studio Kịch truyền thanh, Nhà–xưởng Livchak (Ulyanovsk), Bảo tàng Sân khấu Zaraysk.</w:t>
+      </w:r>
+    </w:p>
+    <w:p>
+      <w:r>
+        <w:rPr>
+          <w:color w:val="5C6773"/>
+          <w:sz w:val="20"/>
+        </w:rPr>
+        <w:t>Wikipedia tiếng Anh, mục «Bakhrushin Museum» — cơ cấu 8 kho/phòng: Lưu trữ &amp; Bản thảo; Trang trí &amp; Tạo hình; Ảnh–Âm bản; Áp phích &amp; Tờ chương trình (hơn 600.000 đơn vị); Di vật &amp; Trang phục; Nghe–Nhìn &amp; Điện ảnh; Sách; Sân khấu Thiếu nhi &amp; Rối (lập 1/1/2008); kèm danh sách hoạ sĩ thiết kế sân khấu tiêu biểu.</w:t>
+      </w:r>
+    </w:p>
+    <w:p>
+      <w:r>
+        <w:rPr>
           <w:i/>
           <w:color w:val="5C6773"/>
           <w:sz w:val="18"/>
         </w:rPr>
-        <w:t>Tài liệu nội bộ — không dùng cho mục đích public. Biên soạn nguyên gốc, có dẫn nguồn. Cập nhật 2026-08-11.</w:t>
+        <w:t>Tài liệu nội bộ — không dùng cho mục đích public. Biên soạn nguyên gốc, có dẫn nguồn. Cập nhật 2026-09-28.</w:t>
       </w:r>
     </w:p>
     <w:sectPr>
